--- a/Participants/3_Workflow_B_Operations_and_Analytics/Templates/Analysis_Summary.docx
+++ b/Participants/3_Workflow_B_Operations_and_Analytics/Templates/Analysis_Summary.docx
@@ -5,6 +5,7 @@
     <w:p>
       <w:r>
         <w:rPr>
+          <w:rFonts w:ascii="Lexend" w:hAnsi="Lexend" w:eastAsia="Lexend" w:cs="Lexend"/>
           <w:b/>
           <w:color w:val="007A87"/>
           <w:sz w:val="24"/>
@@ -18,6 +19,7 @@
       </w:pPr>
       <w:r>
         <w:rPr>
+          <w:rFonts w:ascii="Lexend" w:hAnsi="Lexend" w:eastAsia="Lexend" w:cs="Lexend"/>
           <w:b/>
           <w:color w:val="1B2A4A"/>
           <w:sz w:val="48"/>
@@ -28,6 +30,7 @@
     <w:p>
       <w:r>
         <w:rPr>
+          <w:rFonts w:ascii="Nunito" w:hAnsi="Nunito" w:eastAsia="Nunito" w:cs="Nunito"/>
           <w:i/>
           <w:color w:val="666666"/>
           <w:sz w:val="24"/>
@@ -52,6 +55,7 @@
           <w:p>
             <w:r>
               <w:rPr>
+                <w:rFonts w:ascii="Nunito" w:hAnsi="Nunito" w:eastAsia="Nunito" w:cs="Nunito"/>
                 <w:b/>
                 <w:color w:val="1B2A4A"/>
                 <w:sz w:val="20"/>
@@ -67,6 +71,7 @@
           <w:p>
             <w:r>
               <w:rPr>
+                <w:rFonts w:ascii="Nunito" w:hAnsi="Nunito" w:eastAsia="Nunito" w:cs="Nunito"/>
                 <w:color w:val="222222"/>
                 <w:sz w:val="20"/>
               </w:rPr>
@@ -83,6 +88,7 @@
           <w:p>
             <w:r>
               <w:rPr>
+                <w:rFonts w:ascii="Nunito" w:hAnsi="Nunito" w:eastAsia="Nunito" w:cs="Nunito"/>
                 <w:b/>
                 <w:color w:val="1B2A4A"/>
                 <w:sz w:val="20"/>
@@ -98,6 +104,7 @@
           <w:p>
             <w:r>
               <w:rPr>
+                <w:rFonts w:ascii="Nunito" w:hAnsi="Nunito" w:eastAsia="Nunito" w:cs="Nunito"/>
                 <w:color w:val="222222"/>
                 <w:sz w:val="20"/>
               </w:rPr>
@@ -114,6 +121,7 @@
           <w:p>
             <w:r>
               <w:rPr>
+                <w:rFonts w:ascii="Nunito" w:hAnsi="Nunito" w:eastAsia="Nunito" w:cs="Nunito"/>
                 <w:b/>
                 <w:color w:val="1B2A4A"/>
                 <w:sz w:val="20"/>
@@ -129,10 +137,11 @@
           <w:p>
             <w:r>
               <w:rPr>
+                <w:rFonts w:ascii="Nunito" w:hAnsi="Nunito" w:eastAsia="Nunito" w:cs="Nunito"/>
                 <w:color w:val="222222"/>
                 <w:sz w:val="20"/>
               </w:rPr>
-              <w:t>2.0 | July 2026</w:t>
+              <w:t>3.0 | July 2026</w:t>
             </w:r>
           </w:p>
         </w:tc>
@@ -152,7 +161,7 @@
       </w:pPr>
       <w:r>
         <w:rPr>
-          <w:rFonts w:ascii="Calibri" w:hAnsi="Calibri"/>
+          <w:rFonts w:ascii="Lexend" w:hAnsi="Lexend" w:eastAsia="Lexend" w:cs="Lexend"/>
           <w:color w:val="1B2A4A"/>
         </w:rPr>
         <w:t>Headline findings</w:t>
@@ -179,6 +188,7 @@
           <w:p>
             <w:r>
               <w:rPr>
+                <w:rFonts w:ascii="Lexend" w:hAnsi="Lexend" w:eastAsia="Lexend" w:cs="Lexend"/>
                 <w:b/>
                 <w:color w:val="FFFFFF"/>
                 <w:sz w:val="20"/>
@@ -195,6 +205,7 @@
           <w:p>
             <w:r>
               <w:rPr>
+                <w:rFonts w:ascii="Lexend" w:hAnsi="Lexend" w:eastAsia="Lexend" w:cs="Lexend"/>
                 <w:b/>
                 <w:color w:val="FFFFFF"/>
                 <w:sz w:val="20"/>
@@ -211,6 +222,7 @@
           <w:p>
             <w:r>
               <w:rPr>
+                <w:rFonts w:ascii="Lexend" w:hAnsi="Lexend" w:eastAsia="Lexend" w:cs="Lexend"/>
                 <w:b/>
                 <w:color w:val="FFFFFF"/>
                 <w:sz w:val="20"/>
@@ -228,6 +240,7 @@
           <w:p>
             <w:r>
               <w:rPr>
+                <w:rFonts w:ascii="Nunito" w:hAnsi="Nunito" w:eastAsia="Nunito" w:cs="Nunito"/>
                 <w:sz w:val="20"/>
               </w:rPr>
             </w:r>
@@ -240,6 +253,7 @@
           <w:p>
             <w:r>
               <w:rPr>
+                <w:rFonts w:ascii="Nunito" w:hAnsi="Nunito" w:eastAsia="Nunito" w:cs="Nunito"/>
                 <w:sz w:val="20"/>
               </w:rPr>
             </w:r>
@@ -252,6 +266,7 @@
           <w:p>
             <w:r>
               <w:rPr>
+                <w:rFonts w:ascii="Nunito" w:hAnsi="Nunito" w:eastAsia="Nunito" w:cs="Nunito"/>
                 <w:sz w:val="20"/>
               </w:rPr>
             </w:r>
@@ -267,6 +282,7 @@
           <w:p>
             <w:r>
               <w:rPr>
+                <w:rFonts w:ascii="Nunito" w:hAnsi="Nunito" w:eastAsia="Nunito" w:cs="Nunito"/>
                 <w:sz w:val="20"/>
               </w:rPr>
             </w:r>
@@ -280,6 +296,7 @@
           <w:p>
             <w:r>
               <w:rPr>
+                <w:rFonts w:ascii="Nunito" w:hAnsi="Nunito" w:eastAsia="Nunito" w:cs="Nunito"/>
                 <w:sz w:val="20"/>
               </w:rPr>
             </w:r>
@@ -293,6 +310,7 @@
           <w:p>
             <w:r>
               <w:rPr>
+                <w:rFonts w:ascii="Nunito" w:hAnsi="Nunito" w:eastAsia="Nunito" w:cs="Nunito"/>
                 <w:sz w:val="20"/>
               </w:rPr>
             </w:r>
@@ -307,6 +325,7 @@
           <w:p>
             <w:r>
               <w:rPr>
+                <w:rFonts w:ascii="Nunito" w:hAnsi="Nunito" w:eastAsia="Nunito" w:cs="Nunito"/>
                 <w:sz w:val="20"/>
               </w:rPr>
             </w:r>
@@ -319,6 +338,7 @@
           <w:p>
             <w:r>
               <w:rPr>
+                <w:rFonts w:ascii="Nunito" w:hAnsi="Nunito" w:eastAsia="Nunito" w:cs="Nunito"/>
                 <w:sz w:val="20"/>
               </w:rPr>
             </w:r>
@@ -331,6 +351,7 @@
           <w:p>
             <w:r>
               <w:rPr>
+                <w:rFonts w:ascii="Nunito" w:hAnsi="Nunito" w:eastAsia="Nunito" w:cs="Nunito"/>
                 <w:sz w:val="20"/>
               </w:rPr>
             </w:r>
@@ -346,6 +367,7 @@
           <w:p>
             <w:r>
               <w:rPr>
+                <w:rFonts w:ascii="Nunito" w:hAnsi="Nunito" w:eastAsia="Nunito" w:cs="Nunito"/>
                 <w:sz w:val="20"/>
               </w:rPr>
             </w:r>
@@ -359,6 +381,7 @@
           <w:p>
             <w:r>
               <w:rPr>
+                <w:rFonts w:ascii="Nunito" w:hAnsi="Nunito" w:eastAsia="Nunito" w:cs="Nunito"/>
                 <w:sz w:val="20"/>
               </w:rPr>
             </w:r>
@@ -372,6 +395,7 @@
           <w:p>
             <w:r>
               <w:rPr>
+                <w:rFonts w:ascii="Nunito" w:hAnsi="Nunito" w:eastAsia="Nunito" w:cs="Nunito"/>
                 <w:sz w:val="20"/>
               </w:rPr>
             </w:r>
@@ -386,7 +410,7 @@
       </w:pPr>
       <w:r>
         <w:rPr>
-          <w:rFonts w:ascii="Calibri" w:hAnsi="Calibri"/>
+          <w:rFonts w:ascii="Lexend" w:hAnsi="Lexend" w:eastAsia="Lexend" w:cs="Lexend"/>
           <w:color w:val="1B2A4A"/>
         </w:rPr>
         <w:t>Attendance and outcomes (DB-3)</w:t>
@@ -398,7 +422,7 @@
       </w:pPr>
       <w:r>
         <w:rPr>
-          <w:rFonts w:ascii="Calibri" w:hAnsi="Calibri"/>
+          <w:rFonts w:ascii="Nunito" w:hAnsi="Nunito" w:eastAsia="Nunito" w:cs="Nunito"/>
           <w:b w:val="0"/>
           <w:i w:val="0"/>
           <w:color w:val="222222"/>
@@ -413,7 +437,7 @@
       </w:pPr>
       <w:r>
         <w:rPr>
-          <w:rFonts w:ascii="Calibri" w:hAnsi="Calibri"/>
+          <w:rFonts w:ascii="Lexend" w:hAnsi="Lexend" w:eastAsia="Lexend" w:cs="Lexend"/>
           <w:color w:val="1B2A4A"/>
         </w:rPr>
         <w:t>Mentoring and completion (DB-4)</w:t>
@@ -425,7 +449,7 @@
       </w:pPr>
       <w:r>
         <w:rPr>
-          <w:rFonts w:ascii="Calibri" w:hAnsi="Calibri"/>
+          <w:rFonts w:ascii="Nunito" w:hAnsi="Nunito" w:eastAsia="Nunito" w:cs="Nunito"/>
           <w:b w:val="0"/>
           <w:i w:val="0"/>
           <w:color w:val="222222"/>
@@ -811,7 +835,7 @@
       <w:spacing w:after="120" w:line="276" w:lineRule="auto"/>
     </w:pPr>
     <w:rPr>
-      <w:rFonts w:ascii="Calibri" w:hAnsi="Calibri"/>
+      <w:rFonts w:ascii="Nunito" w:hAnsi="Nunito" w:eastAsia="Nunito" w:cs="Nunito"/>
       <w:color w:val="222222"/>
       <w:sz w:val="22"/>
     </w:rPr>

--- a/Participants/3_Workflow_B_Operations_and_Analytics/Templates/Analysis_Summary.docx
+++ b/Participants/3_Workflow_B_Operations_and_Analytics/Templates/Analysis_Summary.docx
@@ -141,7 +141,7 @@
                 <w:color w:val="222222"/>
                 <w:sz w:val="20"/>
               </w:rPr>
-              <w:t>3.0 | July 2026</w:t>
+              <w:t>3.1 | July-September 2026</w:t>
             </w:r>
           </w:p>
         </w:tc>

--- a/Participants/3_Workflow_B_Operations_and_Analytics/Templates/Analysis_Summary.docx
+++ b/Participants/3_Workflow_B_Operations_and_Analytics/Templates/Analysis_Summary.docx
@@ -413,7 +413,7 @@
           <w:rFonts w:ascii="Lexend" w:hAnsi="Lexend" w:eastAsia="Lexend" w:cs="Lexend"/>
           <w:color w:val="1B2A4A"/>
         </w:rPr>
-        <w:t>Attendance and outcomes (DB-3)</w:t>
+        <w:t>Deep-dives completed (only if A requested them)</w:t>
       </w:r>
     </w:p>
     <w:p>
@@ -428,7 +428,22 @@
           <w:color w:val="222222"/>
           <w:sz w:val="22"/>
         </w:rPr>
-        <w:t>State the association and at least two confounders. Correlation is not causation.</w:t>
+        <w:t>Summarise any on-request analyses (e.g. placement drivers, attendance, mentoring, completion). For each: what A asked, what you found, definitions used, and whether you are claiming association or causation.</w:t>
+      </w:r>
+    </w:p>
+    <w:p>
+      <w:pPr>
+        <w:spacing w:after="120"/>
+      </w:pPr>
+      <w:r>
+        <w:rPr>
+          <w:rFonts w:ascii="Nunito" w:hAnsi="Nunito" w:eastAsia="Nunito" w:cs="Nunito"/>
+          <w:b w:val="0"/>
+          <w:i w:val="0"/>
+          <w:color w:val="222222"/>
+          <w:sz w:val="22"/>
+        </w:rPr>
+        <w:t>________________________________________________________________</w:t>
       </w:r>
     </w:p>
     <w:p>
@@ -440,7 +455,7 @@
           <w:rFonts w:ascii="Lexend" w:hAnsi="Lexend" w:eastAsia="Lexend" w:cs="Lexend"/>
           <w:color w:val="1B2A4A"/>
         </w:rPr>
-        <w:t>Mentoring and completion (DB-4)</w:t>
+        <w:t>Open questions for further requests</w:t>
       </w:r>
     </w:p>
     <w:p>
